--- a/assets/downloads/simulation-32/instructions-for-sp.docx
+++ b/assets/downloads/simulation-32/instructions-for-sp.docx
@@ -143,7 +143,6 @@
       <w:pPr>
         <w:spacing w:line="480" w:lineRule="auto"/>
         <w:rPr>
-          <w:ins w:id="208" w:author="Anna Seaman" w:date="2026-08-11T17:49:00Z" w16du:dateUtc="2026-08-11T22:49:00Z"/>
           <w:rFonts w:ascii="Times New Roman" w:hAnsi="Times New Roman" w:cs="Times New Roman"/>
           <w:color w:val="000000"/>
         </w:rPr>
@@ -395,7 +394,6 @@
       <w:pPr>
         <w:spacing w:line="480" w:lineRule="auto"/>
         <w:rPr>
-          <w:del w:id="209" w:author="Anna Seaman" w:date="2026-08-11T17:49:00Z" w16du:dateUtc="2026-08-11T22:49:00Z"/>
           <w:rFonts w:ascii="Times New Roman" w:hAnsi="Times New Roman" w:cs="Times New Roman"/>
           <w:color w:val="000000"/>
         </w:rPr>
@@ -797,7 +795,6 @@
       <w:pPr>
         <w:spacing w:line="480" w:lineRule="auto"/>
         <w:rPr>
-          <w:del w:id="211" w:author="Anna Seaman" w:date="2026-08-11T17:49:00Z" w16du:dateUtc="2026-08-11T22:49:00Z"/>
           <w:rFonts w:ascii="Times New Roman" w:hAnsi="Times New Roman" w:cs="Times New Roman"/>
           <w:color w:val="000000"/>
         </w:rPr>
@@ -844,7 +841,6 @@
       <w:pPr>
         <w:spacing w:line="480" w:lineRule="auto"/>
         <w:rPr>
-          <w:del w:id="212" w:author="Anna Seaman" w:date="2026-08-11T17:49:00Z" w16du:dateUtc="2026-08-11T22:49:00Z"/>
           <w:rFonts w:ascii="Times New Roman" w:hAnsi="Times New Roman" w:cs="Times New Roman"/>
           <w:color w:val="000000"/>
         </w:rPr>
@@ -944,21 +940,11 @@
         <w:t>restin</w:t>
       </w:r>
       <w:proofErr w:type="spellEnd"/>
-      <w:del w:id="213" w:author="Anna Seaman" w:date="2026-08-11T17:49:00Z" w16du:dateUtc="2026-08-11T22:49:00Z">
-        <w:r>
-          <w:rPr>
-            <w:rFonts w:ascii="Times New Roman" w:hAnsi="Times New Roman" w:cs="Times New Roman"/>
-            <w:color w:val="000000"/>
-          </w:rPr>
-          <w:delText>g</w:delText>
-        </w:r>
-      </w:del>
     </w:p>
     <w:p>
       <w:pPr>
         <w:spacing w:line="480" w:lineRule="auto"/>
         <w:rPr>
-          <w:del w:id="214" w:author="Anna Seaman" w:date="2026-08-11T17:49:00Z" w16du:dateUtc="2026-08-11T22:49:00Z"/>
           <w:rFonts w:ascii="Times New Roman" w:hAnsi="Times New Roman" w:cs="Times New Roman"/>
           <w:color w:val="000000"/>
         </w:rPr>
@@ -1364,28 +1350,12 @@
         <w:rPr>
           <w:rFonts w:ascii="Times New Roman" w:hAnsi="Times New Roman" w:cs="Times New Roman"/>
           <w:color w:val="000000"/>
-          <w:rPrChange w:id="215" w:author="Anna Seaman" w:date="2026-08-11T17:49:00Z" w16du:dateUtc="2026-08-11T22:49:00Z">
-            <w:rPr/>
-          </w:rPrChange>
-        </w:rPr>
-        <w:pPrChange w:id="216" w:author="Anna Seaman" w:date="2026-08-11T17:49:00Z" w16du:dateUtc="2026-08-11T22:49:00Z">
-          <w:pPr>
-            <w:pStyle w:val="ListParagraph"/>
-            <w:numPr>
-              <w:numId w:val="6"/>
-            </w:numPr>
-            <w:spacing w:line="480" w:lineRule="auto"/>
-            <w:ind w:left="0"/>
-          </w:pPr>
-        </w:pPrChange>
-      </w:pPr>
-      <w:r>
-        <w:rPr>
-          <w:rFonts w:ascii="Aptos" w:hAnsi="Aptos" w:cs="Aptos" w:eastAsia="Aptos"/>
-          <w:color w:val="000000"/>
-          <w:rPrChange w:id="217" w:author="Anna Seaman" w:date="2026-08-11T17:49:00Z" w16du:dateUtc="2026-08-11T22:49:00Z">
-            <w:rPr/>
-          </w:rPrChange>
+        </w:rPr>
+      </w:pPr>
+      <w:r>
+        <w:rPr>
+          <w:rFonts w:ascii="Aptos" w:hAnsi="Aptos" w:cs="Aptos" w:eastAsia="Aptos"/>
+          <w:color w:val="000000"/>
         </w:rPr>
         <w:t>What exercises can I do at home to treat this condition?</w:t>
       </w:r>
@@ -1401,28 +1371,12 @@
         <w:rPr>
           <w:rFonts w:ascii="Times New Roman" w:hAnsi="Times New Roman" w:cs="Times New Roman"/>
           <w:color w:val="000000"/>
-          <w:rPrChange w:id="218" w:author="Anna Seaman" w:date="2026-08-11T17:49:00Z" w16du:dateUtc="2026-08-11T22:49:00Z">
-            <w:rPr/>
-          </w:rPrChange>
-        </w:rPr>
-        <w:pPrChange w:id="219" w:author="Anna Seaman" w:date="2026-08-11T17:49:00Z" w16du:dateUtc="2026-08-11T22:49:00Z">
-          <w:pPr>
-            <w:pStyle w:val="ListParagraph"/>
-            <w:numPr>
-              <w:numId w:val="6"/>
-            </w:numPr>
-            <w:spacing w:line="480" w:lineRule="auto"/>
-            <w:ind w:left="0"/>
-          </w:pPr>
-        </w:pPrChange>
-      </w:pPr>
-      <w:r>
-        <w:rPr>
-          <w:rFonts w:ascii="Aptos" w:hAnsi="Aptos" w:cs="Aptos" w:eastAsia="Aptos"/>
-          <w:color w:val="000000"/>
-          <w:rPrChange w:id="220" w:author="Anna Seaman" w:date="2026-08-11T17:49:00Z" w16du:dateUtc="2026-08-11T22:49:00Z">
-            <w:rPr/>
-          </w:rPrChange>
+        </w:rPr>
+      </w:pPr>
+      <w:r>
+        <w:rPr>
+          <w:rFonts w:ascii="Aptos" w:hAnsi="Aptos" w:cs="Aptos" w:eastAsia="Aptos"/>
+          <w:color w:val="000000"/>
         </w:rPr>
         <w:t>How can I keep running while treating this condition?</w:t>
       </w:r>
@@ -1438,28 +1392,12 @@
         <w:rPr>
           <w:rFonts w:ascii="Times New Roman" w:hAnsi="Times New Roman" w:cs="Times New Roman"/>
           <w:color w:val="000000"/>
-          <w:rPrChange w:id="221" w:author="Anna Seaman" w:date="2026-08-11T17:49:00Z" w16du:dateUtc="2026-08-11T22:49:00Z">
-            <w:rPr/>
-          </w:rPrChange>
-        </w:rPr>
-        <w:pPrChange w:id="222" w:author="Anna Seaman" w:date="2026-08-11T17:49:00Z" w16du:dateUtc="2026-08-11T22:49:00Z">
-          <w:pPr>
-            <w:pStyle w:val="ListParagraph"/>
-            <w:numPr>
-              <w:numId w:val="6"/>
-            </w:numPr>
-            <w:spacing w:line="480" w:lineRule="auto"/>
-            <w:ind w:left="0"/>
-          </w:pPr>
-        </w:pPrChange>
-      </w:pPr>
-      <w:r>
-        <w:rPr>
-          <w:rFonts w:ascii="Aptos" w:hAnsi="Aptos" w:cs="Aptos" w:eastAsia="Aptos"/>
-          <w:color w:val="000000"/>
-          <w:rPrChange w:id="223" w:author="Anna Seaman" w:date="2026-08-11T17:49:00Z" w16du:dateUtc="2026-08-11T22:49:00Z">
-            <w:rPr/>
-          </w:rPrChange>
+        </w:rPr>
+      </w:pPr>
+      <w:r>
+        <w:rPr>
+          <w:rFonts w:ascii="Aptos" w:hAnsi="Aptos" w:cs="Aptos" w:eastAsia="Aptos"/>
+          <w:color w:val="000000"/>
         </w:rPr>
         <w:t>Is this a permanent problem?</w:t>
       </w:r>
@@ -1475,28 +1413,12 @@
         <w:rPr>
           <w:rFonts w:ascii="Times New Roman" w:hAnsi="Times New Roman" w:cs="Times New Roman"/>
           <w:color w:val="000000"/>
-          <w:rPrChange w:id="224" w:author="Anna Seaman" w:date="2026-08-11T17:49:00Z" w16du:dateUtc="2026-08-11T22:49:00Z">
-            <w:rPr/>
-          </w:rPrChange>
-        </w:rPr>
-        <w:pPrChange w:id="225" w:author="Anna Seaman" w:date="2026-08-11T17:49:00Z" w16du:dateUtc="2026-08-11T22:49:00Z">
-          <w:pPr>
-            <w:pStyle w:val="ListParagraph"/>
-            <w:numPr>
-              <w:numId w:val="6"/>
-            </w:numPr>
-            <w:spacing w:line="480" w:lineRule="auto"/>
-            <w:ind w:left="0"/>
-          </w:pPr>
-        </w:pPrChange>
-      </w:pPr>
-      <w:r>
-        <w:rPr>
-          <w:rFonts w:ascii="Aptos" w:hAnsi="Aptos" w:cs="Aptos" w:eastAsia="Aptos"/>
-          <w:color w:val="000000"/>
-          <w:rPrChange w:id="226" w:author="Anna Seaman" w:date="2026-08-11T17:49:00Z" w16du:dateUtc="2026-08-11T22:49:00Z">
-            <w:rPr/>
-          </w:rPrChange>
+        </w:rPr>
+      </w:pPr>
+      <w:r>
+        <w:rPr>
+          <w:rFonts w:ascii="Aptos" w:hAnsi="Aptos" w:cs="Aptos" w:eastAsia="Aptos"/>
+          <w:color w:val="000000"/>
         </w:rPr>
         <w:lastRenderedPageBreak/>
         <w:t>Can I prevent this in the future? It just seems like it keeps coming up again after I’ve fixed it.</w:t>
@@ -1507,47 +1429,16 @@
         <w:pStyle w:val="NormalWeb"/>
         <w:spacing w:before="0" w:beforeAutospacing="0" w:after="0" w:afterAutospacing="0" w:line="480" w:lineRule="auto"/>
         <w:rPr>
-          <w:ins w:id="227" w:author="Anna Seaman" w:date="2026-08-11T17:49:00Z" w16du:dateUtc="2026-08-11T22:49:00Z"/>
-          <w:color w:val="000000"/>
-        </w:rPr>
-      </w:pPr>
-      <w:del w:id="228" w:author="Anna Seaman" w:date="2026-08-11T17:49:00Z" w16du:dateUtc="2026-08-11T22:49:00Z">
-        <w:r>
-          <w:rPr>
-            <w:color w:val="000000"/>
-            <w:rPrChange w:id="229" w:author="Anna Seaman" w:date="2026-08-11T17:49:00Z" w16du:dateUtc="2026-08-11T22:49:00Z">
-              <w:rPr>
-                <w:b/>
-                <w:bCs/>
-                <w:color w:val="000000"/>
-              </w:rPr>
-            </w:rPrChange>
-          </w:rPr>
-          <w:delText>Safety</w:delText>
-        </w:r>
-        <w:r>
-          <w:rPr>
-            <w:color w:val="000000"/>
-            <w:rPrChange w:id="230" w:author="Anna Seaman" w:date="2026-08-11T17:49:00Z" w16du:dateUtc="2026-08-11T22:49:00Z">
-              <w:rPr>
-                <w:b/>
-                <w:bCs/>
-                <w:color w:val="000000"/>
-              </w:rPr>
-            </w:rPrChange>
-          </w:rPr>
-          <w:delText>:</w:delText>
-        </w:r>
-      </w:del>
-      <w:ins w:id="231" w:author="Anna Seaman" w:date="2026-08-11T17:49:00Z" w16du:dateUtc="2026-08-11T22:49:00Z">
-        <w:r>
-          <w:rPr>
-            <w:rFonts w:ascii="Aptos" w:hAnsi="Aptos" w:eastAsia="Aptos" w:cs="Aptos"/>
-            <w:color w:val="000000"/>
-          </w:rPr>
-          <w:t>Safety</w:t>
-        </w:r>
-      </w:ins>
+          <w:color w:val="000000"/>
+        </w:rPr>
+      </w:pPr>
+      <w:r>
+        <w:rPr>
+          <w:rFonts w:ascii="Aptos" w:hAnsi="Aptos" w:eastAsia="Aptos" w:cs="Aptos"/>
+          <w:color w:val="000000"/>
+        </w:rPr>
+        <w:t>Safety</w:t>
+      </w:r>
     </w:p>
     <w:p>
       <w:pPr>
@@ -1557,14 +1448,6 @@
           <w:color w:val="000000"/>
         </w:rPr>
       </w:pPr>
-      <w:del w:id="232" w:author="Anna Seaman" w:date="2026-08-11T17:49:00Z" w16du:dateUtc="2026-08-11T22:49:00Z">
-        <w:r>
-          <w:rPr>
-            <w:color w:val="000000"/>
-          </w:rPr>
-          <w:delText xml:space="preserve"> </w:delText>
-        </w:r>
-      </w:del>
       <w:r>
         <w:rPr>
           <w:rFonts w:ascii="Aptos" w:hAnsi="Aptos" w:eastAsia="Aptos" w:cs="Aptos"/>
@@ -1717,7 +1600,6 @@
       <w:pPr>
         <w:spacing w:line="480" w:lineRule="auto"/>
         <w:rPr>
-          <w:del w:id="233" w:author="Anna Seaman" w:date="2026-08-11T17:49:00Z" w16du:dateUtc="2026-08-11T22:49:00Z"/>
           <w:rFonts w:ascii="Times New Roman" w:hAnsi="Times New Roman" w:cs="Times New Roman"/>
           <w:b/>
           <w:bCs/>
@@ -1742,15 +1624,13 @@
           <w:color w:val="000000"/>
         </w:rPr>
       </w:pPr>
-      <w:ins w:id="234" w:author="Anna Seaman" w:date="2026-08-11T17:49:00Z" w16du:dateUtc="2026-08-11T22:49:00Z">
-        <w:r>
-          <w:rPr>
-            <w:rFonts w:ascii="Aptos" w:hAnsi="Aptos" w:cs="Aptos" w:eastAsia="Aptos"/>
-            <w:color w:val="000000"/>
-          </w:rPr>
-          <w:t xml:space="preserve"> </w:t>
-        </w:r>
-      </w:ins>
+      <w:r>
+        <w:rPr>
+          <w:rFonts w:ascii="Aptos" w:hAnsi="Aptos" w:cs="Aptos" w:eastAsia="Aptos"/>
+          <w:color w:val="000000"/>
+        </w:rPr>
+        <w:t xml:space="preserve"> </w:t>
+      </w:r>
       <w:r>
         <w:rPr>
           <w:rFonts w:ascii="Aptos" w:hAnsi="Aptos" w:cs="Aptos" w:eastAsia="Aptos"/>
@@ -1881,28 +1761,12 @@
         <w:rPr>
           <w:rFonts w:ascii="Times New Roman" w:hAnsi="Times New Roman" w:cs="Times New Roman"/>
           <w:color w:val="000000"/>
-          <w:rPrChange w:id="235" w:author="Anna Seaman" w:date="2026-08-11T17:49:00Z" w16du:dateUtc="2026-08-11T22:49:00Z">
-            <w:rPr/>
-          </w:rPrChange>
-        </w:rPr>
-        <w:pPrChange w:id="236" w:author="Anna Seaman" w:date="2026-08-11T17:49:00Z" w16du:dateUtc="2026-08-11T22:49:00Z">
-          <w:pPr>
-            <w:pStyle w:val="ListParagraph"/>
-            <w:numPr>
-              <w:numId w:val="4"/>
-            </w:numPr>
-            <w:spacing w:line="480" w:lineRule="auto"/>
-            <w:ind w:left="0"/>
-          </w:pPr>
-        </w:pPrChange>
-      </w:pPr>
-      <w:r>
-        <w:rPr>
-          <w:rFonts w:ascii="Aptos" w:hAnsi="Aptos" w:cs="Aptos" w:eastAsia="Aptos"/>
-          <w:color w:val="000000"/>
-          <w:rPrChange w:id="237" w:author="Anna Seaman" w:date="2026-08-11T17:49:00Z" w16du:dateUtc="2026-08-11T22:49:00Z">
-            <w:rPr/>
-          </w:rPrChange>
+        </w:rPr>
+      </w:pPr>
+      <w:r>
+        <w:rPr>
+          <w:rFonts w:ascii="Aptos" w:hAnsi="Aptos" w:cs="Aptos" w:eastAsia="Aptos"/>
+          <w:color w:val="000000"/>
         </w:rPr>
         <w:t xml:space="preserve">Gaenslen’s </w:t>
       </w:r>
@@ -1910,9 +1774,6 @@
         <w:rPr>
           <w:rFonts w:ascii="Aptos" w:hAnsi="Aptos" w:cs="Aptos" w:eastAsia="Aptos"/>
           <w:color w:val="000000"/>
-          <w:rPrChange w:id="238" w:author="Anna Seaman" w:date="2026-08-11T17:49:00Z" w16du:dateUtc="2026-08-11T22:49:00Z">
-            <w:rPr/>
-          </w:rPrChange>
         </w:rPr>
         <w:t>t</w:t>
       </w:r>
@@ -1920,9 +1781,6 @@
         <w:rPr>
           <w:rFonts w:ascii="Aptos" w:hAnsi="Aptos" w:cs="Aptos" w:eastAsia="Aptos"/>
           <w:color w:val="000000"/>
-          <w:rPrChange w:id="239" w:author="Anna Seaman" w:date="2026-08-11T17:49:00Z" w16du:dateUtc="2026-08-11T22:49:00Z">
-            <w:rPr/>
-          </w:rPrChange>
         </w:rPr>
         <w:t>est</w:t>
       </w:r>
@@ -1938,28 +1796,12 @@
         <w:rPr>
           <w:rFonts w:ascii="Times New Roman" w:hAnsi="Times New Roman" w:cs="Times New Roman"/>
           <w:color w:val="000000"/>
-          <w:rPrChange w:id="240" w:author="Anna Seaman" w:date="2026-08-11T17:49:00Z" w16du:dateUtc="2026-08-11T22:49:00Z">
-            <w:rPr/>
-          </w:rPrChange>
-        </w:rPr>
-        <w:pPrChange w:id="241" w:author="Anna Seaman" w:date="2026-08-11T17:49:00Z" w16du:dateUtc="2026-08-11T22:49:00Z">
-          <w:pPr>
-            <w:pStyle w:val="ListParagraph"/>
-            <w:numPr>
-              <w:numId w:val="4"/>
-            </w:numPr>
-            <w:spacing w:line="480" w:lineRule="auto"/>
-            <w:ind w:left="0"/>
-          </w:pPr>
-        </w:pPrChange>
-      </w:pPr>
-      <w:r>
-        <w:rPr>
-          <w:rFonts w:ascii="Aptos" w:hAnsi="Aptos" w:cs="Aptos" w:eastAsia="Aptos"/>
-          <w:color w:val="000000"/>
-          <w:rPrChange w:id="242" w:author="Anna Seaman" w:date="2026-08-11T17:49:00Z" w16du:dateUtc="2026-08-11T22:49:00Z">
-            <w:rPr/>
-          </w:rPrChange>
+        </w:rPr>
+      </w:pPr>
+      <w:r>
+        <w:rPr>
+          <w:rFonts w:ascii="Aptos" w:hAnsi="Aptos" w:cs="Aptos" w:eastAsia="Aptos"/>
+          <w:color w:val="000000"/>
         </w:rPr>
         <w:t xml:space="preserve">Thigh </w:t>
       </w:r>
@@ -1967,9 +1809,6 @@
         <w:rPr>
           <w:rFonts w:ascii="Aptos" w:hAnsi="Aptos" w:cs="Aptos" w:eastAsia="Aptos"/>
           <w:color w:val="000000"/>
-          <w:rPrChange w:id="243" w:author="Anna Seaman" w:date="2026-08-11T17:49:00Z" w16du:dateUtc="2026-08-11T22:49:00Z">
-            <w:rPr/>
-          </w:rPrChange>
         </w:rPr>
         <w:t>thrust te</w:t>
       </w:r>
@@ -1977,9 +1816,6 @@
         <w:rPr>
           <w:rFonts w:ascii="Aptos" w:hAnsi="Aptos" w:cs="Aptos" w:eastAsia="Aptos"/>
           <w:color w:val="000000"/>
-          <w:rPrChange w:id="244" w:author="Anna Seaman" w:date="2026-08-11T17:49:00Z" w16du:dateUtc="2026-08-11T22:49:00Z">
-            <w:rPr/>
-          </w:rPrChange>
         </w:rPr>
         <w:t>st</w:t>
       </w:r>
@@ -1995,28 +1831,12 @@
         <w:rPr>
           <w:rFonts w:ascii="Times New Roman" w:hAnsi="Times New Roman" w:cs="Times New Roman"/>
           <w:color w:val="000000"/>
-          <w:rPrChange w:id="245" w:author="Anna Seaman" w:date="2026-08-11T17:49:00Z" w16du:dateUtc="2026-08-11T22:49:00Z">
-            <w:rPr/>
-          </w:rPrChange>
-        </w:rPr>
-        <w:pPrChange w:id="246" w:author="Anna Seaman" w:date="2026-08-11T17:49:00Z" w16du:dateUtc="2026-08-11T22:49:00Z">
-          <w:pPr>
-            <w:pStyle w:val="ListParagraph"/>
-            <w:numPr>
-              <w:numId w:val="4"/>
-            </w:numPr>
-            <w:spacing w:line="480" w:lineRule="auto"/>
-            <w:ind w:left="0"/>
-          </w:pPr>
-        </w:pPrChange>
-      </w:pPr>
-      <w:r>
-        <w:rPr>
-          <w:rFonts w:ascii="Aptos" w:hAnsi="Aptos" w:cs="Aptos" w:eastAsia="Aptos"/>
-          <w:color w:val="000000"/>
-          <w:rPrChange w:id="247" w:author="Anna Seaman" w:date="2026-08-11T17:49:00Z" w16du:dateUtc="2026-08-11T22:49:00Z">
-            <w:rPr/>
-          </w:rPrChange>
+        </w:rPr>
+      </w:pPr>
+      <w:r>
+        <w:rPr>
+          <w:rFonts w:ascii="Aptos" w:hAnsi="Aptos" w:cs="Aptos" w:eastAsia="Aptos"/>
+          <w:color w:val="000000"/>
         </w:rPr>
         <w:t xml:space="preserve">FABER </w:t>
       </w:r>
@@ -2024,9 +1844,6 @@
         <w:rPr>
           <w:rFonts w:ascii="Aptos" w:hAnsi="Aptos" w:cs="Aptos" w:eastAsia="Aptos"/>
           <w:color w:val="000000"/>
-          <w:rPrChange w:id="248" w:author="Anna Seaman" w:date="2026-08-11T17:49:00Z" w16du:dateUtc="2026-08-11T22:49:00Z">
-            <w:rPr/>
-          </w:rPrChange>
         </w:rPr>
         <w:t>t</w:t>
       </w:r>
@@ -2034,9 +1851,6 @@
         <w:rPr>
           <w:rFonts w:ascii="Aptos" w:hAnsi="Aptos" w:cs="Aptos" w:eastAsia="Aptos"/>
           <w:color w:val="000000"/>
-          <w:rPrChange w:id="249" w:author="Anna Seaman" w:date="2026-08-11T17:49:00Z" w16du:dateUtc="2026-08-11T22:49:00Z">
-            <w:rPr/>
-          </w:rPrChange>
         </w:rPr>
         <w:t>est</w:t>
       </w:r>
@@ -2052,28 +1866,12 @@
         <w:rPr>
           <w:rFonts w:ascii="Times New Roman" w:hAnsi="Times New Roman" w:cs="Times New Roman"/>
           <w:color w:val="000000"/>
-          <w:rPrChange w:id="250" w:author="Anna Seaman" w:date="2026-08-11T17:49:00Z" w16du:dateUtc="2026-08-11T22:49:00Z">
-            <w:rPr/>
-          </w:rPrChange>
-        </w:rPr>
-        <w:pPrChange w:id="251" w:author="Anna Seaman" w:date="2026-08-11T17:49:00Z" w16du:dateUtc="2026-08-11T22:49:00Z">
-          <w:pPr>
-            <w:pStyle w:val="ListParagraph"/>
-            <w:numPr>
-              <w:numId w:val="4"/>
-            </w:numPr>
-            <w:spacing w:line="480" w:lineRule="auto"/>
-            <w:ind w:left="0"/>
-          </w:pPr>
-        </w:pPrChange>
-      </w:pPr>
-      <w:r>
-        <w:rPr>
-          <w:rFonts w:ascii="Aptos" w:hAnsi="Aptos" w:cs="Aptos" w:eastAsia="Aptos"/>
-          <w:color w:val="000000"/>
-          <w:rPrChange w:id="252" w:author="Anna Seaman" w:date="2026-08-11T17:49:00Z" w16du:dateUtc="2026-08-11T22:49:00Z">
-            <w:rPr/>
-          </w:rPrChange>
+        </w:rPr>
+      </w:pPr>
+      <w:r>
+        <w:rPr>
+          <w:rFonts w:ascii="Aptos" w:hAnsi="Aptos" w:cs="Aptos" w:eastAsia="Aptos"/>
+          <w:color w:val="000000"/>
         </w:rPr>
         <w:t xml:space="preserve">Sacral </w:t>
       </w:r>
@@ -2081,9 +1879,6 @@
         <w:rPr>
           <w:rFonts w:ascii="Aptos" w:hAnsi="Aptos" w:cs="Aptos" w:eastAsia="Aptos"/>
           <w:color w:val="000000"/>
-          <w:rPrChange w:id="253" w:author="Anna Seaman" w:date="2026-08-11T17:49:00Z" w16du:dateUtc="2026-08-11T22:49:00Z">
-            <w:rPr/>
-          </w:rPrChange>
         </w:rPr>
         <w:t>thrust t</w:t>
       </w:r>
@@ -2091,9 +1886,6 @@
         <w:rPr>
           <w:rFonts w:ascii="Aptos" w:hAnsi="Aptos" w:cs="Aptos" w:eastAsia="Aptos"/>
           <w:color w:val="000000"/>
-          <w:rPrChange w:id="254" w:author="Anna Seaman" w:date="2026-08-11T17:49:00Z" w16du:dateUtc="2026-08-11T22:49:00Z">
-            <w:rPr/>
-          </w:rPrChange>
         </w:rPr>
         <w:t>est</w:t>
       </w:r>
@@ -2266,16 +2058,6 @@
           <w:rFonts w:ascii="Times New Roman" w:hAnsi="Times New Roman" w:cs="Times New Roman"/>
           <w:color w:val="000000"/>
         </w:rPr>
-        <w:pPrChange w:id="258" w:author="Anna Seaman" w:date="2026-08-11T17:50:00Z" w16du:dateUtc="2026-08-11T22:50:00Z">
-          <w:pPr>
-            <w:pStyle w:val="ListParagraph"/>
-            <w:numPr>
-              <w:numId w:val="5"/>
-            </w:numPr>
-            <w:spacing w:line="480" w:lineRule="auto"/>
-            <w:ind w:left="0"/>
-          </w:pPr>
-        </w:pPrChange>
       </w:pPr>
       <w:r>
         <w:rPr>
@@ -2308,20 +2090,9 @@
         </w:numPr>
         <w:spacing w:line="480" w:lineRule="auto"/>
         <w:rPr>
-          <w:del w:id="259" w:author="Anna Seaman" w:date="2026-08-11T17:50:00Z" w16du:dateUtc="2026-08-11T22:50:00Z"/>
           <w:rFonts w:ascii="Times New Roman" w:hAnsi="Times New Roman" w:cs="Times New Roman"/>
           <w:color w:val="000000"/>
         </w:rPr>
-        <w:pPrChange w:id="260" w:author="Anna Seaman" w:date="2026-08-11T17:50:00Z" w16du:dateUtc="2026-08-11T22:50:00Z">
-          <w:pPr>
-            <w:pStyle w:val="ListParagraph"/>
-            <w:numPr>
-              <w:numId w:val="5"/>
-            </w:numPr>
-            <w:spacing w:line="480" w:lineRule="auto"/>
-            <w:ind w:left="0"/>
-          </w:pPr>
-        </w:pPrChange>
       </w:pPr>
       <w:r>
         <w:rPr>
